--- a/Commentary Report on CW1.2.docx
+++ b/Commentary Report on CW1.2.docx
@@ -942,7 +942,9 @@
         </w:tc>
       </w:tr>
       <w:tr>
-        <w:trPr/>
+        <w:trPr>
+          <w:trHeight w:val="619" w:hRule="atLeast"/>
+        </w:trPr>
         <w:tc>
           <w:tcPr>
             <w:tcW w:w="1872" w:type="dxa"/>
@@ -1144,21 +1146,7 @@
           <w:sz w:val="24"/>
           <w:szCs w:val="24"/>
         </w:rPr>
-        <w:t>We calculated descriptive statistics to examine the cent</w:t>
-      </w:r>
-      <w:r>
-        <w:rPr>
-          <w:sz w:val="24"/>
-          <w:szCs w:val="24"/>
-        </w:rPr>
-        <w:t>er</w:t>
-      </w:r>
-      <w:r>
-        <w:rPr>
-          <w:sz w:val="24"/>
-          <w:szCs w:val="24"/>
-        </w:rPr>
-        <w:t>, spread, and possible skewness of the four variables. Assault had the highest variability, with an interquartile range of 140 and a standard deviation of 83.34. The means of Murder, Assault, and Rape were higher than their medians, indicating possible right skewness.</w:t>
+        <w:t>We calculated descriptive statistics to examine the center, spread, and possible skewness of the four variables. Assault had the highest variability, with an interquartile range of 140 and a standard deviation of 83.34. The means of Murder, Assault, and Rape were higher than their medians, indicating possible right skewness.</w:t>
       </w:r>
     </w:p>
     <w:p>
@@ -1231,7 +1219,7 @@
     </w:p>
     <w:p>
       <w:pPr>
-        <w:pStyle w:val="normal1"/>
+        <w:pStyle w:val="BodyText"/>
         <w:spacing w:lineRule="auto" w:line="360" w:before="120" w:after="120"/>
         <w:rPr>
           <w:sz w:val="24"/>
@@ -1243,46 +1231,24 @@
           <w:sz w:val="24"/>
           <w:szCs w:val="24"/>
         </w:rPr>
-        <w:t xml:space="preserve">Both correlation methods give us more knowledge of the variables’ relationship, but none of them proves that one crime happens because of the other. The dataset has records of arrest rates and not the number of crimes committed. Arrest rates may be influenced by crime reporting rates, police enforcement, and cultural and racial biases rather than actual differences in crime committed. Since this data is from 1973, the results may not show accurate crime patterns in current years, so we should be careful when using these data to predict or make decisions about crimes or police force resources. </w:t>
-      </w:r>
-    </w:p>
-    <w:p>
-      <w:pPr>
-        <w:pStyle w:val="normal1"/>
-        <w:spacing w:lineRule="auto" w:line="360" w:before="240" w:after="240"/>
-        <w:rPr>
-          <w:sz w:val="24"/>
-          <w:szCs w:val="24"/>
-        </w:rPr>
-      </w:pPr>
-      <w:r>
-        <w:rPr>
-          <w:sz w:val="24"/>
-          <w:szCs w:val="24"/>
-        </w:rPr>
-        <w:t>This dataset only contains four variables and does not consider other social factors like education, security, economic inequality, and demographic differences that may influence the rate of crimes and arrests. The correlations cannot explain why these differences happen or if one incident caused another.</w:t>
-      </w:r>
-    </w:p>
-    <w:p>
-      <w:pPr>
-        <w:pStyle w:val="normal1"/>
-        <w:spacing w:lineRule="auto" w:line="360" w:before="240" w:after="240"/>
-        <w:rPr>
-          <w:sz w:val="24"/>
-          <w:szCs w:val="24"/>
-        </w:rPr>
-      </w:pPr>
-      <w:r>
-        <w:rPr>
-          <w:sz w:val="24"/>
-          <w:szCs w:val="24"/>
-        </w:rPr>
-        <w:t>These results may help identify patterns for future investigation, but they should not be considered alone to guide crime prevention or prediction policies or police resource allocation. There should be more recent data, additional variables, and further research per state, including the rate of crimes committed to arrests made, to support accurate investigation and decisions.</w:t>
-      </w:r>
-    </w:p>
-    <w:p>
-      <w:pPr>
-        <w:pStyle w:val="normal1"/>
+        <w:t xml:space="preserve">Both correlation methods provide insight into relationships between variables, but neither proves </w:t>
+      </w:r>
+      <w:r>
+        <w:rPr/>
+        <w:t>that one crime happens because of the other</w:t>
+      </w:r>
+      <w:r>
+        <w:rPr>
+          <w:sz w:val="24"/>
+          <w:szCs w:val="24"/>
+        </w:rPr>
+        <w:t>. The dataset records arrest rates rather than actual crimes committed, which may be influenced by reporting rates, police enforcement, and cultural or racial biases. Additionally, since the data is from 1973, it may not reflect current crime patterns.</w:t>
+      </w:r>
+    </w:p>
+    <w:p>
+      <w:pPr>
+        <w:pStyle w:val="BodyText"/>
+        <w:suppressAutoHyphens w:val="true"/>
         <w:spacing w:lineRule="auto" w:line="360" w:before="120" w:after="120"/>
         <w:rPr>
           <w:sz w:val="24"/>
@@ -1294,7 +1260,99 @@
           <w:sz w:val="24"/>
           <w:szCs w:val="24"/>
         </w:rPr>
-        <w:t>Conclusively, the analysis showed differences in arrest rates across 50 states in the US. Assault showed the highest variability. Murder and UrbanPop had the lowest positive correlation coefficient, while Murder and Assault had the highest positive correlation coefficient. The dataset’s year, the limited variables, and dependence on just arrest rates and not crimes committed inclusive should be analyzed carefully.</w:t>
+        <w:t>The dataset includes only four variables and excludes social factors such as education, security, economic inequality, and demographics. Therefore, the correlations cannot explain why differences occur or whether one factor causes another.</w:t>
+      </w:r>
+    </w:p>
+    <w:p>
+      <w:pPr>
+        <w:pStyle w:val="BodyText"/>
+        <w:suppressAutoHyphens w:val="true"/>
+        <w:spacing w:lineRule="auto" w:line="360" w:before="120" w:after="120"/>
+        <w:rPr>
+          <w:sz w:val="24"/>
+          <w:szCs w:val="24"/>
+        </w:rPr>
+      </w:pPr>
+      <w:r>
+        <w:rPr>
+          <w:sz w:val="24"/>
+          <w:szCs w:val="24"/>
+        </w:rPr>
+        <w:t>These findings may help identify patterns for further investigation but should not be used alone to guide crime prevention, prediction, or police resource allocation. More recent data, additional variables, and state-level research comparing crimes committed with arrests made are needed for more reliable decisions.</w:t>
+      </w:r>
+    </w:p>
+    <w:p>
+      <w:pPr>
+        <w:pStyle w:val="BodyText"/>
+        <w:suppressAutoHyphens w:val="true"/>
+        <w:spacing w:lineRule="auto" w:line="360" w:before="120" w:after="120"/>
+        <w:rPr>
+          <w:sz w:val="24"/>
+          <w:szCs w:val="24"/>
+        </w:rPr>
+      </w:pPr>
+      <w:r>
+        <w:rPr>
+          <w:sz w:val="24"/>
+          <w:szCs w:val="24"/>
+        </w:rPr>
+        <w:t>In conclusion, the analysis revealed differences in arrest rates across 50 US states. Assault showed the highest variability, while Murder and UrbanPop had the weakest positive correlation and Murder and Assault had the strongest. However, the dataset’s age, limited variables, and reliance on arrest rates rather than actual crime figures mean the results should be interpreted cautiously.</w:t>
+      </w:r>
+    </w:p>
+    <w:p>
+      <w:pPr>
+        <w:pStyle w:val="normal1"/>
+        <w:spacing w:lineRule="auto" w:line="360" w:before="120" w:after="120"/>
+        <w:rPr>
+          <w:sz w:val="24"/>
+          <w:szCs w:val="24"/>
+        </w:rPr>
+      </w:pPr>
+      <w:r>
+        <w:rPr>
+          <w:sz w:val="24"/>
+          <w:szCs w:val="24"/>
+        </w:rPr>
+      </w:r>
+    </w:p>
+    <w:p>
+      <w:pPr>
+        <w:pStyle w:val="normal1"/>
+        <w:spacing w:lineRule="auto" w:line="240" w:before="120" w:after="120"/>
+        <w:rPr/>
+      </w:pPr>
+      <w:r>
+        <w:rPr/>
+      </w:r>
+    </w:p>
+    <w:p>
+      <w:pPr>
+        <w:pStyle w:val="normal1"/>
+        <w:spacing w:lineRule="auto" w:line="240" w:before="120" w:after="120"/>
+        <w:rPr/>
+      </w:pPr>
+      <w:r>
+        <w:rPr/>
+      </w:r>
+    </w:p>
+    <w:p>
+      <w:pPr>
+        <w:pStyle w:val="normal1"/>
+        <w:spacing w:lineRule="auto" w:line="240" w:before="120" w:after="120"/>
+        <w:rPr/>
+      </w:pPr>
+      <w:r>
+        <w:rPr/>
+      </w:r>
+    </w:p>
+    <w:p>
+      <w:pPr>
+        <w:pStyle w:val="normal1"/>
+        <w:spacing w:lineRule="auto" w:line="240" w:before="120" w:after="120"/>
+        <w:rPr/>
+      </w:pPr>
+      <w:r>
+        <w:rPr/>
       </w:r>
     </w:p>
     <w:p>
@@ -1737,6 +1795,7 @@
     <w:qFormat/>
     <w:pPr>
       <w:widowControl/>
+      <w:suppressAutoHyphens w:val="true"/>
       <w:bidi w:val="0"/>
       <w:spacing w:lineRule="auto" w:line="276" w:before="0" w:after="0"/>
       <w:jc w:val="start"/>
@@ -1926,6 +1985,7 @@
     <w:qFormat/>
     <w:pPr>
       <w:widowControl/>
+      <w:suppressAutoHyphens w:val="true"/>
       <w:bidi w:val="0"/>
       <w:spacing w:lineRule="auto" w:line="276" w:before="0" w:after="0"/>
       <w:jc w:val="start"/>
